--- a/docs/Minuta_Edital_PSS_COMURG_2026_v2.docx
+++ b/docs/Minuta_Edital_PSS_COMURG_2026_v2.docx
@@ -2837,15 +2837,15 @@
           <w:sz w:val="21"/>
           <w:szCs w:val="21"/>
         </w:rPr>
-        <w:t xml:space="preserve">CNPJ nº 00.418.160/0001-55 (COMURG)</w:t>
-      </w:r>
-      <w:r>
-        <w:rPr>
-          <w:rFonts w:ascii="Arial" w:cs="Arial" w:eastAsia="Arial" w:hAnsi="Arial"/>
-          <w:sz w:val="21"/>
-          <w:szCs w:val="21"/>
-        </w:rPr>
-        <w:t xml:space="preserve">.</w:t>
+        <w:t xml:space="preserve">pss2026comurg@comurg.com.br</w:t>
+      </w:r>
+      <w:r>
+        <w:rPr>
+          <w:rFonts w:ascii="Arial" w:cs="Arial" w:eastAsia="Arial" w:hAnsi="Arial"/>
+          <w:sz w:val="21"/>
+          <w:szCs w:val="21"/>
+        </w:rPr>
+        <w:t xml:space="preserve">, de titularidade da Companhia de Urbanização de Goiânia — COMURG, CNPJ nº 00.418.160/0001-55.</w:t>
       </w:r>
     </w:p>
     <w:p>
@@ -3061,7 +3061,25 @@
           <w:sz w:val="21"/>
           <w:szCs w:val="21"/>
         </w:rPr>
-        <w:t xml:space="preserve">O candidato que necessitar de isenção da taxa de inscrição poderá solicitá-la formalmente à Comissão Organizadora, mediante requerimento fundamentado apresentado exclusivamente pelo canal oficial de e-mail indicado no Edital, </w:t>
+        <w:t xml:space="preserve">O candidato que necessitar de isenção da taxa de inscrição poderá solicitá-la formalmente à Comissão Organizadora, mediante requerimento fundamentado encaminhado exclusivamente para o e-mail </w:t>
+      </w:r>
+      <w:r>
+        <w:rPr>
+          <w:rFonts w:ascii="Arial" w:cs="Arial" w:eastAsia="Arial" w:hAnsi="Arial"/>
+          <w:b/>
+          <w:bCs/>
+          <w:sz w:val="21"/>
+          <w:szCs w:val="21"/>
+        </w:rPr>
+        <w:t xml:space="preserve">PSS2026COMURG@comurg.com.br</w:t>
+      </w:r>
+      <w:r>
+        <w:rPr>
+          <w:rFonts w:ascii="Arial" w:cs="Arial" w:eastAsia="Arial" w:hAnsi="Arial"/>
+          <w:sz w:val="21"/>
+          <w:szCs w:val="21"/>
+        </w:rPr>
+        <w:t xml:space="preserve">, </w:t>
       </w:r>
       <w:r>
         <w:rPr>
@@ -3253,7 +3271,25 @@
           <w:sz w:val="21"/>
           <w:szCs w:val="21"/>
         </w:rPr>
-        <w:t xml:space="preserve">As dúvidas relativas ao processo seletivo serão encaminhadas exclusivamente pelo canal oficial de e-mail informado no Edital, com resposta em até </w:t>
+        <w:t xml:space="preserve">Toda e qualquer dúvida a respeito deste Processo Seletivo Simplificado, bem como os pedidos de isenção da taxa de inscrição e os recursos relativos às fases de classificação, deverão ser encaminhados exclusivamente para o e-mail oficial: </w:t>
+      </w:r>
+      <w:r>
+        <w:rPr>
+          <w:rFonts w:ascii="Arial" w:cs="Arial" w:eastAsia="Arial" w:hAnsi="Arial"/>
+          <w:b/>
+          <w:bCs/>
+          <w:sz w:val="21"/>
+          <w:szCs w:val="21"/>
+        </w:rPr>
+        <w:t xml:space="preserve">PSS2026COMURG@comurg.com.br</w:t>
+      </w:r>
+      <w:r>
+        <w:rPr>
+          <w:rFonts w:ascii="Arial" w:cs="Arial" w:eastAsia="Arial" w:hAnsi="Arial"/>
+          <w:sz w:val="21"/>
+          <w:szCs w:val="21"/>
+        </w:rPr>
+        <w:t xml:space="preserve">. As mensagens recebidas por outros canais não serão consideradas. As respostas serão fornecidas em até </w:t>
       </w:r>
       <w:r>
         <w:rPr>
@@ -3271,7 +3307,7 @@
           <w:sz w:val="21"/>
           <w:szCs w:val="21"/>
         </w:rPr>
-        <w:t xml:space="preserve">.</w:t>
+        <w:t xml:space="preserve"> após o recebimento.</w:t>
       </w:r>
     </w:p>
     <w:p>
@@ -5126,7 +5162,7 @@
           <w:sz w:val="21"/>
           <w:szCs w:val="21"/>
         </w:rPr>
-        <w:t xml:space="preserve">5 (cinco) candidatos por vaga disponível no respectivo Grupo e Nível</w:t>
+        <w:t xml:space="preserve">3 (três) candidatos por vaga disponível no respectivo Grupo e Nível</w:t>
       </w:r>
       <w:r>
         <w:rPr>
@@ -7920,6 +7956,43 @@
           <w:szCs w:val="21"/>
         </w:rPr>
         <w:t xml:space="preserve"> cursos utilizados como requisito mínimo de habilitação; disciplinas isoladas; cursos duplicados ou de conteúdo substancialmente idêntico; palestras, seminários, congressos ou eventos sem avaliação formal; cursos sem carga horária comprovada.</w:t>
+      </w:r>
+    </w:p>
+    <w:p>
+      <w:pPr>
+        <w:spacing w:after="60" w:before="60"/>
+      </w:pPr>
+    </w:p>
+    <w:p>
+      <w:pPr>
+        <w:spacing w:after="80" w:before="80"/>
+        <w:jc w:val="both"/>
+      </w:pPr>
+      <w:r>
+        <w:rPr>
+          <w:rFonts w:ascii="Arial" w:cs="Arial" w:eastAsia="Arial" w:hAnsi="Arial"/>
+          <w:sz w:val="21"/>
+          <w:szCs w:val="21"/>
+        </w:rPr>
+        <w:t xml:space="preserve"/>
+      </w:r>
+      <w:r>
+        <w:rPr>
+          <w:rFonts w:ascii="Arial" w:cs="Arial" w:eastAsia="Arial" w:hAnsi="Arial"/>
+          <w:b/>
+          <w:bCs/>
+          <w:sz w:val="21"/>
+          <w:szCs w:val="21"/>
+        </w:rPr>
+        <w:t xml:space="preserve">Regra geral:</w:t>
+      </w:r>
+      <w:r>
+        <w:rPr>
+          <w:rFonts w:ascii="Arial" w:cs="Arial" w:eastAsia="Arial" w:hAnsi="Arial"/>
+          <w:sz w:val="21"/>
+          <w:szCs w:val="21"/>
+        </w:rPr>
+        <w:t xml:space="preserve"> os títulos são pontuados individualmente e acumulados livremente, respeitando o teto global de 10 pontos. Nenhuma combinação de títulos pode ultrapassar esse limite. Títulos utilizados como requisito mínimo de habilitação para o nível concorrido não serão pontuados.</w:t>
       </w:r>
     </w:p>
     <w:p>
@@ -7979,7 +8052,7 @@
                 <w:sz w:val="19"/>
                 <w:szCs w:val="19"/>
               </w:rPr>
-              <w:t xml:space="preserve">Tipo</w:t>
+              <w:t xml:space="preserve">Tipo de Título</w:t>
             </w:r>
           </w:p>
         </w:tc>
@@ -8081,7 +8154,7 @@
                 <w:sz w:val="19"/>
                 <w:szCs w:val="19"/>
               </w:rPr>
-              <w:t xml:space="preserve">Limite</w:t>
+              <w:t xml:space="preserve">Limite de títulos</w:t>
             </w:r>
           </w:p>
         </w:tc>
@@ -8149,7 +8222,7 @@
                 <w:sz w:val="19"/>
                 <w:szCs w:val="19"/>
               </w:rPr>
-              <w:t xml:space="preserve">Mínimo 360h</w:t>
+              <w:t xml:space="preserve">Mínimo 360h, área pertinente ao Grupo</w:t>
             </w:r>
           </w:p>
         </w:tc>
@@ -8215,7 +8288,7 @@
                 <w:sz w:val="19"/>
                 <w:szCs w:val="19"/>
               </w:rPr>
-              <w:t xml:space="preserve">Até 6,0 pts (máx. 3 títulos)</w:t>
+              <w:t xml:space="preserve">Sem limite de quantidade</w:t>
             </w:r>
           </w:p>
         </w:tc>
@@ -8349,7 +8422,7 @@
                 <w:sz w:val="19"/>
                 <w:szCs w:val="19"/>
               </w:rPr>
-              <w:t xml:space="preserve">Até 3,0 pts (máx. 1 título)</w:t>
+              <w:t xml:space="preserve">Máximo 1 título</w:t>
             </w:r>
           </w:p>
         </w:tc>
@@ -8483,7 +8556,7 @@
                 <w:sz w:val="19"/>
                 <w:szCs w:val="19"/>
               </w:rPr>
-              <w:t xml:space="preserve">Até 4,0 pts (máx. 1 título)</w:t>
+              <w:t xml:space="preserve">Máximo 1 título</w:t>
             </w:r>
           </w:p>
         </w:tc>
@@ -8518,7 +8591,7 @@
                 <w:sz w:val="19"/>
                 <w:szCs w:val="19"/>
               </w:rPr>
-              <w:t xml:space="preserve">PONTUAÇÃO MÁXIMA DO CRITÉRIO</w:t>
+              <w:t xml:space="preserve">TETO GLOBAL DO CRITÉRIO — nenhuma combinação ultrapassa</w:t>
             </w:r>
           </w:p>
         </w:tc>
@@ -8584,7 +8657,7 @@
                 <w:sz w:val="19"/>
                 <w:szCs w:val="19"/>
               </w:rPr>
-              <w:t xml:space="preserve">10,0</w:t>
+              <w:t xml:space="preserve">10,0 pts</w:t>
             </w:r>
           </w:p>
         </w:tc>
@@ -8618,6 +8691,880 @@
                 <w:szCs w:val="19"/>
               </w:rPr>
               <w:t xml:space="preserve"/>
+            </w:r>
+          </w:p>
+        </w:tc>
+      </w:tr>
+    </w:tbl>
+    <w:p>
+      <w:pPr>
+        <w:spacing w:after="60" w:before="60"/>
+      </w:pPr>
+    </w:p>
+    <w:p>
+      <w:pPr>
+        <w:spacing w:after="80" w:before="80"/>
+        <w:jc w:val="both"/>
+      </w:pPr>
+      <w:r>
+        <w:rPr>
+          <w:rFonts w:ascii="Arial" w:cs="Arial" w:eastAsia="Arial" w:hAnsi="Arial"/>
+          <w:sz w:val="21"/>
+          <w:szCs w:val="21"/>
+        </w:rPr>
+        <w:t xml:space="preserve"/>
+      </w:r>
+      <w:r>
+        <w:rPr>
+          <w:rFonts w:ascii="Arial" w:cs="Arial" w:eastAsia="Arial" w:hAnsi="Arial"/>
+          <w:b/>
+          <w:bCs/>
+          <w:sz w:val="21"/>
+          <w:szCs w:val="21"/>
+        </w:rPr>
+        <w:t xml:space="preserve">Exemplos de combinações válidas:</w:t>
+      </w:r>
+      <w:r>
+        <w:rPr>
+          <w:rFonts w:ascii="Arial" w:cs="Arial" w:eastAsia="Arial" w:hAnsi="Arial"/>
+          <w:sz w:val="21"/>
+          <w:szCs w:val="21"/>
+        </w:rPr>
+        <w:t xml:space="preserve"/>
+      </w:r>
+    </w:p>
+    <w:p>
+      <w:pPr>
+        <w:spacing w:after="60" w:before="60"/>
+      </w:pPr>
+    </w:p>
+    <w:tbl>
+      <w:tblPr>
+        <w:tblW w:type="dxa" w:w="7000"/>
+        <w:tblBorders>
+          <w:top w:val="single" w:color="auto" w:sz="4"/>
+          <w:left w:val="single" w:color="auto" w:sz="4"/>
+          <w:bottom w:val="single" w:color="auto" w:sz="4"/>
+          <w:right w:val="single" w:color="auto" w:sz="4"/>
+          <w:insideH w:val="single" w:color="auto" w:sz="4"/>
+          <w:insideV w:val="single" w:color="auto" w:sz="4"/>
+        </w:tblBorders>
+      </w:tblPr>
+      <w:tblGrid>
+        <w:gridCol w:w="3500"/>
+        <w:gridCol w:w="2000"/>
+        <w:gridCol w:w="1500"/>
+      </w:tblGrid>
+      <w:tr>
+        <w:trPr>
+          <w:tblHeader/>
+        </w:trPr>
+        <w:tc>
+          <w:tcPr>
+            <w:tcW w:type="dxa" w:w="3500"/>
+            <w:tcBorders>
+              <w:top w:val="single" w:color="CCCCCC" w:sz="4"/>
+              <w:left w:val="single" w:color="CCCCCC" w:sz="4"/>
+              <w:bottom w:val="single" w:color="CCCCCC" w:sz="4"/>
+              <w:right w:val="single" w:color="CCCCCC" w:sz="4"/>
+            </w:tcBorders>
+            <w:shd w:fill="1F4E79" w:val="clear"/>
+            <w:tcMar>
+              <w:top w:type="dxa" w:w="80"/>
+              <w:left w:type="dxa" w:w="100"/>
+              <w:bottom w:type="dxa" w:w="80"/>
+              <w:right w:type="dxa" w:w="100"/>
+            </w:tcMar>
+          </w:tcPr>
+          <w:p>
+            <w:pPr>
+              <w:jc w:val="center"/>
+            </w:pPr>
+            <w:r>
+              <w:rPr>
+                <w:rFonts w:ascii="Arial" w:cs="Arial" w:eastAsia="Arial" w:hAnsi="Arial"/>
+                <w:b/>
+                <w:bCs/>
+                <w:color w:val="FFFFFF"/>
+                <w:sz w:val="19"/>
+                <w:szCs w:val="19"/>
+              </w:rPr>
+              <w:t xml:space="preserve">Títulos apresentados</w:t>
+            </w:r>
+          </w:p>
+        </w:tc>
+        <w:tc>
+          <w:tcPr>
+            <w:tcW w:type="dxa" w:w="2000"/>
+            <w:tcBorders>
+              <w:top w:val="single" w:color="CCCCCC" w:sz="4"/>
+              <w:left w:val="single" w:color="CCCCCC" w:sz="4"/>
+              <w:bottom w:val="single" w:color="CCCCCC" w:sz="4"/>
+              <w:right w:val="single" w:color="CCCCCC" w:sz="4"/>
+            </w:tcBorders>
+            <w:shd w:fill="1F4E79" w:val="clear"/>
+            <w:tcMar>
+              <w:top w:type="dxa" w:w="80"/>
+              <w:left w:type="dxa" w:w="100"/>
+              <w:bottom w:type="dxa" w:w="80"/>
+              <w:right w:type="dxa" w:w="100"/>
+            </w:tcMar>
+          </w:tcPr>
+          <w:p>
+            <w:pPr>
+              <w:jc w:val="center"/>
+            </w:pPr>
+            <w:r>
+              <w:rPr>
+                <w:rFonts w:ascii="Arial" w:cs="Arial" w:eastAsia="Arial" w:hAnsi="Arial"/>
+                <w:b/>
+                <w:bCs/>
+                <w:color w:val="FFFFFF"/>
+                <w:sz w:val="19"/>
+                <w:szCs w:val="19"/>
+              </w:rPr>
+              <w:t xml:space="preserve">Cálculo</w:t>
+            </w:r>
+          </w:p>
+        </w:tc>
+        <w:tc>
+          <w:tcPr>
+            <w:tcW w:type="dxa" w:w="1500"/>
+            <w:tcBorders>
+              <w:top w:val="single" w:color="CCCCCC" w:sz="4"/>
+              <w:left w:val="single" w:color="CCCCCC" w:sz="4"/>
+              <w:bottom w:val="single" w:color="CCCCCC" w:sz="4"/>
+              <w:right w:val="single" w:color="CCCCCC" w:sz="4"/>
+            </w:tcBorders>
+            <w:shd w:fill="1F4E79" w:val="clear"/>
+            <w:tcMar>
+              <w:top w:type="dxa" w:w="80"/>
+              <w:left w:type="dxa" w:w="100"/>
+              <w:bottom w:type="dxa" w:w="80"/>
+              <w:right w:type="dxa" w:w="100"/>
+            </w:tcMar>
+          </w:tcPr>
+          <w:p>
+            <w:pPr>
+              <w:jc w:val="center"/>
+            </w:pPr>
+            <w:r>
+              <w:rPr>
+                <w:rFonts w:ascii="Arial" w:cs="Arial" w:eastAsia="Arial" w:hAnsi="Arial"/>
+                <w:b/>
+                <w:bCs/>
+                <w:color w:val="FFFFFF"/>
+                <w:sz w:val="19"/>
+                <w:szCs w:val="19"/>
+              </w:rPr>
+              <w:t xml:space="preserve">Pontuação</w:t>
+            </w:r>
+          </w:p>
+        </w:tc>
+      </w:tr>
+      <w:tr>
+        <w:tc>
+          <w:tcPr>
+            <w:tcW w:type="dxa" w:w="3500"/>
+            <w:tcBorders>
+              <w:top w:val="single" w:color="CCCCCC" w:sz="4"/>
+              <w:left w:val="single" w:color="CCCCCC" w:sz="4"/>
+              <w:bottom w:val="single" w:color="CCCCCC" w:sz="4"/>
+              <w:right w:val="single" w:color="CCCCCC" w:sz="4"/>
+            </w:tcBorders>
+            <w:shd w:fill="FFFFFF" w:val="clear"/>
+            <w:tcMar>
+              <w:top w:type="dxa" w:w="60"/>
+              <w:left w:type="dxa" w:w="100"/>
+              <w:bottom w:type="dxa" w:w="60"/>
+              <w:right w:type="dxa" w:w="100"/>
+            </w:tcMar>
+          </w:tcPr>
+          <w:p>
+            <w:pPr>
+              <w:jc w:val="center"/>
+            </w:pPr>
+            <w:r>
+              <w:rPr>
+                <w:rFonts w:ascii="Arial" w:cs="Arial" w:eastAsia="Arial" w:hAnsi="Arial"/>
+                <w:b w:val="false"/>
+                <w:bCs w:val="false"/>
+                <w:sz w:val="19"/>
+                <w:szCs w:val="19"/>
+              </w:rPr>
+              <w:t xml:space="preserve">1 especialização</w:t>
+            </w:r>
+          </w:p>
+        </w:tc>
+        <w:tc>
+          <w:tcPr>
+            <w:tcW w:type="dxa" w:w="2000"/>
+            <w:tcBorders>
+              <w:top w:val="single" w:color="CCCCCC" w:sz="4"/>
+              <w:left w:val="single" w:color="CCCCCC" w:sz="4"/>
+              <w:bottom w:val="single" w:color="CCCCCC" w:sz="4"/>
+              <w:right w:val="single" w:color="CCCCCC" w:sz="4"/>
+            </w:tcBorders>
+            <w:shd w:fill="FFFFFF" w:val="clear"/>
+            <w:tcMar>
+              <w:top w:type="dxa" w:w="60"/>
+              <w:left w:type="dxa" w:w="100"/>
+              <w:bottom w:type="dxa" w:w="60"/>
+              <w:right w:type="dxa" w:w="100"/>
+            </w:tcMar>
+          </w:tcPr>
+          <w:p>
+            <w:pPr>
+              <w:jc w:val="center"/>
+            </w:pPr>
+            <w:r>
+              <w:rPr>
+                <w:rFonts w:ascii="Arial" w:cs="Arial" w:eastAsia="Arial" w:hAnsi="Arial"/>
+                <w:b w:val="false"/>
+                <w:bCs w:val="false"/>
+                <w:sz w:val="19"/>
+                <w:szCs w:val="19"/>
+              </w:rPr>
+              <w:t xml:space="preserve">2,0</w:t>
+            </w:r>
+          </w:p>
+        </w:tc>
+        <w:tc>
+          <w:tcPr>
+            <w:tcW w:type="dxa" w:w="1500"/>
+            <w:tcBorders>
+              <w:top w:val="single" w:color="CCCCCC" w:sz="4"/>
+              <w:left w:val="single" w:color="CCCCCC" w:sz="4"/>
+              <w:bottom w:val="single" w:color="CCCCCC" w:sz="4"/>
+              <w:right w:val="single" w:color="CCCCCC" w:sz="4"/>
+            </w:tcBorders>
+            <w:shd w:fill="FFFFFF" w:val="clear"/>
+            <w:tcMar>
+              <w:top w:type="dxa" w:w="60"/>
+              <w:left w:type="dxa" w:w="100"/>
+              <w:bottom w:type="dxa" w:w="60"/>
+              <w:right w:type="dxa" w:w="100"/>
+            </w:tcMar>
+          </w:tcPr>
+          <w:p>
+            <w:pPr>
+              <w:jc w:val="center"/>
+            </w:pPr>
+            <w:r>
+              <w:rPr>
+                <w:rFonts w:ascii="Arial" w:cs="Arial" w:eastAsia="Arial" w:hAnsi="Arial"/>
+                <w:b w:val="false"/>
+                <w:bCs w:val="false"/>
+                <w:sz w:val="19"/>
+                <w:szCs w:val="19"/>
+              </w:rPr>
+              <w:t xml:space="preserve">2,0 pts</w:t>
+            </w:r>
+          </w:p>
+        </w:tc>
+      </w:tr>
+      <w:tr>
+        <w:tc>
+          <w:tcPr>
+            <w:tcW w:type="dxa" w:w="3500"/>
+            <w:tcBorders>
+              <w:top w:val="single" w:color="CCCCCC" w:sz="4"/>
+              <w:left w:val="single" w:color="CCCCCC" w:sz="4"/>
+              <w:bottom w:val="single" w:color="CCCCCC" w:sz="4"/>
+              <w:right w:val="single" w:color="CCCCCC" w:sz="4"/>
+            </w:tcBorders>
+            <w:shd w:fill="F2F2F2" w:val="clear"/>
+            <w:tcMar>
+              <w:top w:type="dxa" w:w="60"/>
+              <w:left w:type="dxa" w:w="100"/>
+              <w:bottom w:type="dxa" w:w="60"/>
+              <w:right w:type="dxa" w:w="100"/>
+            </w:tcMar>
+          </w:tcPr>
+          <w:p>
+            <w:pPr>
+              <w:jc w:val="center"/>
+            </w:pPr>
+            <w:r>
+              <w:rPr>
+                <w:rFonts w:ascii="Arial" w:cs="Arial" w:eastAsia="Arial" w:hAnsi="Arial"/>
+                <w:b w:val="false"/>
+                <w:bCs w:val="false"/>
+                <w:sz w:val="19"/>
+                <w:szCs w:val="19"/>
+              </w:rPr>
+              <w:t xml:space="preserve">3 especializações</w:t>
+            </w:r>
+          </w:p>
+        </w:tc>
+        <w:tc>
+          <w:tcPr>
+            <w:tcW w:type="dxa" w:w="2000"/>
+            <w:tcBorders>
+              <w:top w:val="single" w:color="CCCCCC" w:sz="4"/>
+              <w:left w:val="single" w:color="CCCCCC" w:sz="4"/>
+              <w:bottom w:val="single" w:color="CCCCCC" w:sz="4"/>
+              <w:right w:val="single" w:color="CCCCCC" w:sz="4"/>
+            </w:tcBorders>
+            <w:shd w:fill="F2F2F2" w:val="clear"/>
+            <w:tcMar>
+              <w:top w:type="dxa" w:w="60"/>
+              <w:left w:type="dxa" w:w="100"/>
+              <w:bottom w:type="dxa" w:w="60"/>
+              <w:right w:type="dxa" w:w="100"/>
+            </w:tcMar>
+          </w:tcPr>
+          <w:p>
+            <w:pPr>
+              <w:jc w:val="center"/>
+            </w:pPr>
+            <w:r>
+              <w:rPr>
+                <w:rFonts w:ascii="Arial" w:cs="Arial" w:eastAsia="Arial" w:hAnsi="Arial"/>
+                <w:b w:val="false"/>
+                <w:bCs w:val="false"/>
+                <w:sz w:val="19"/>
+                <w:szCs w:val="19"/>
+              </w:rPr>
+              <w:t xml:space="preserve">2+2+2</w:t>
+            </w:r>
+          </w:p>
+        </w:tc>
+        <w:tc>
+          <w:tcPr>
+            <w:tcW w:type="dxa" w:w="1500"/>
+            <w:tcBorders>
+              <w:top w:val="single" w:color="CCCCCC" w:sz="4"/>
+              <w:left w:val="single" w:color="CCCCCC" w:sz="4"/>
+              <w:bottom w:val="single" w:color="CCCCCC" w:sz="4"/>
+              <w:right w:val="single" w:color="CCCCCC" w:sz="4"/>
+            </w:tcBorders>
+            <w:shd w:fill="F2F2F2" w:val="clear"/>
+            <w:tcMar>
+              <w:top w:type="dxa" w:w="60"/>
+              <w:left w:type="dxa" w:w="100"/>
+              <w:bottom w:type="dxa" w:w="60"/>
+              <w:right w:type="dxa" w:w="100"/>
+            </w:tcMar>
+          </w:tcPr>
+          <w:p>
+            <w:pPr>
+              <w:jc w:val="center"/>
+            </w:pPr>
+            <w:r>
+              <w:rPr>
+                <w:rFonts w:ascii="Arial" w:cs="Arial" w:eastAsia="Arial" w:hAnsi="Arial"/>
+                <w:b w:val="false"/>
+                <w:bCs w:val="false"/>
+                <w:sz w:val="19"/>
+                <w:szCs w:val="19"/>
+              </w:rPr>
+              <w:t xml:space="preserve">6,0 pts</w:t>
+            </w:r>
+          </w:p>
+        </w:tc>
+      </w:tr>
+      <w:tr>
+        <w:tc>
+          <w:tcPr>
+            <w:tcW w:type="dxa" w:w="3500"/>
+            <w:tcBorders>
+              <w:top w:val="single" w:color="CCCCCC" w:sz="4"/>
+              <w:left w:val="single" w:color="CCCCCC" w:sz="4"/>
+              <w:bottom w:val="single" w:color="CCCCCC" w:sz="4"/>
+              <w:right w:val="single" w:color="CCCCCC" w:sz="4"/>
+            </w:tcBorders>
+            <w:shd w:fill="FFFFFF" w:val="clear"/>
+            <w:tcMar>
+              <w:top w:type="dxa" w:w="60"/>
+              <w:left w:type="dxa" w:w="100"/>
+              <w:bottom w:type="dxa" w:w="60"/>
+              <w:right w:type="dxa" w:w="100"/>
+            </w:tcMar>
+          </w:tcPr>
+          <w:p>
+            <w:pPr>
+              <w:jc w:val="center"/>
+            </w:pPr>
+            <w:r>
+              <w:rPr>
+                <w:rFonts w:ascii="Arial" w:cs="Arial" w:eastAsia="Arial" w:hAnsi="Arial"/>
+                <w:b w:val="false"/>
+                <w:bCs w:val="false"/>
+                <w:sz w:val="19"/>
+                <w:szCs w:val="19"/>
+              </w:rPr>
+              <w:t xml:space="preserve">5 especializações</w:t>
+            </w:r>
+          </w:p>
+        </w:tc>
+        <w:tc>
+          <w:tcPr>
+            <w:tcW w:type="dxa" w:w="2000"/>
+            <w:tcBorders>
+              <w:top w:val="single" w:color="CCCCCC" w:sz="4"/>
+              <w:left w:val="single" w:color="CCCCCC" w:sz="4"/>
+              <w:bottom w:val="single" w:color="CCCCCC" w:sz="4"/>
+              <w:right w:val="single" w:color="CCCCCC" w:sz="4"/>
+            </w:tcBorders>
+            <w:shd w:fill="FFFFFF" w:val="clear"/>
+            <w:tcMar>
+              <w:top w:type="dxa" w:w="60"/>
+              <w:left w:type="dxa" w:w="100"/>
+              <w:bottom w:type="dxa" w:w="60"/>
+              <w:right w:type="dxa" w:w="100"/>
+            </w:tcMar>
+          </w:tcPr>
+          <w:p>
+            <w:pPr>
+              <w:jc w:val="center"/>
+            </w:pPr>
+            <w:r>
+              <w:rPr>
+                <w:rFonts w:ascii="Arial" w:cs="Arial" w:eastAsia="Arial" w:hAnsi="Arial"/>
+                <w:b w:val="false"/>
+                <w:bCs w:val="false"/>
+                <w:sz w:val="19"/>
+                <w:szCs w:val="19"/>
+              </w:rPr>
+              <w:t xml:space="preserve">2+2+2+2+2</w:t>
+            </w:r>
+          </w:p>
+        </w:tc>
+        <w:tc>
+          <w:tcPr>
+            <w:tcW w:type="dxa" w:w="1500"/>
+            <w:tcBorders>
+              <w:top w:val="single" w:color="CCCCCC" w:sz="4"/>
+              <w:left w:val="single" w:color="CCCCCC" w:sz="4"/>
+              <w:bottom w:val="single" w:color="CCCCCC" w:sz="4"/>
+              <w:right w:val="single" w:color="CCCCCC" w:sz="4"/>
+            </w:tcBorders>
+            <w:shd w:fill="FFFFFF" w:val="clear"/>
+            <w:tcMar>
+              <w:top w:type="dxa" w:w="60"/>
+              <w:left w:type="dxa" w:w="100"/>
+              <w:bottom w:type="dxa" w:w="60"/>
+              <w:right w:type="dxa" w:w="100"/>
+            </w:tcMar>
+          </w:tcPr>
+          <w:p>
+            <w:pPr>
+              <w:jc w:val="center"/>
+            </w:pPr>
+            <w:r>
+              <w:rPr>
+                <w:rFonts w:ascii="Arial" w:cs="Arial" w:eastAsia="Arial" w:hAnsi="Arial"/>
+                <w:b w:val="false"/>
+                <w:bCs w:val="false"/>
+                <w:sz w:val="19"/>
+                <w:szCs w:val="19"/>
+              </w:rPr>
+              <w:t xml:space="preserve">10,0 pts ← teto</w:t>
+            </w:r>
+          </w:p>
+        </w:tc>
+      </w:tr>
+      <w:tr>
+        <w:tc>
+          <w:tcPr>
+            <w:tcW w:type="dxa" w:w="3500"/>
+            <w:tcBorders>
+              <w:top w:val="single" w:color="CCCCCC" w:sz="4"/>
+              <w:left w:val="single" w:color="CCCCCC" w:sz="4"/>
+              <w:bottom w:val="single" w:color="CCCCCC" w:sz="4"/>
+              <w:right w:val="single" w:color="CCCCCC" w:sz="4"/>
+            </w:tcBorders>
+            <w:shd w:fill="F2F2F2" w:val="clear"/>
+            <w:tcMar>
+              <w:top w:type="dxa" w:w="60"/>
+              <w:left w:type="dxa" w:w="100"/>
+              <w:bottom w:type="dxa" w:w="60"/>
+              <w:right w:type="dxa" w:w="100"/>
+            </w:tcMar>
+          </w:tcPr>
+          <w:p>
+            <w:pPr>
+              <w:jc w:val="center"/>
+            </w:pPr>
+            <w:r>
+              <w:rPr>
+                <w:rFonts w:ascii="Arial" w:cs="Arial" w:eastAsia="Arial" w:hAnsi="Arial"/>
+                <w:b w:val="false"/>
+                <w:bCs w:val="false"/>
+                <w:sz w:val="19"/>
+                <w:szCs w:val="19"/>
+              </w:rPr>
+              <w:t xml:space="preserve">6 ou mais especializações</w:t>
+            </w:r>
+          </w:p>
+        </w:tc>
+        <w:tc>
+          <w:tcPr>
+            <w:tcW w:type="dxa" w:w="2000"/>
+            <w:tcBorders>
+              <w:top w:val="single" w:color="CCCCCC" w:sz="4"/>
+              <w:left w:val="single" w:color="CCCCCC" w:sz="4"/>
+              <w:bottom w:val="single" w:color="CCCCCC" w:sz="4"/>
+              <w:right w:val="single" w:color="CCCCCC" w:sz="4"/>
+            </w:tcBorders>
+            <w:shd w:fill="F2F2F2" w:val="clear"/>
+            <w:tcMar>
+              <w:top w:type="dxa" w:w="60"/>
+              <w:left w:type="dxa" w:w="100"/>
+              <w:bottom w:type="dxa" w:w="60"/>
+              <w:right w:type="dxa" w:w="100"/>
+            </w:tcMar>
+          </w:tcPr>
+          <w:p>
+            <w:pPr>
+              <w:jc w:val="center"/>
+            </w:pPr>
+            <w:r>
+              <w:rPr>
+                <w:rFonts w:ascii="Arial" w:cs="Arial" w:eastAsia="Arial" w:hAnsi="Arial"/>
+                <w:b w:val="false"/>
+                <w:bCs w:val="false"/>
+                <w:sz w:val="19"/>
+                <w:szCs w:val="19"/>
+              </w:rPr>
+              <w:t xml:space="preserve">2×6 = 12 → limitado ao teto</w:t>
+            </w:r>
+          </w:p>
+        </w:tc>
+        <w:tc>
+          <w:tcPr>
+            <w:tcW w:type="dxa" w:w="1500"/>
+            <w:tcBorders>
+              <w:top w:val="single" w:color="CCCCCC" w:sz="4"/>
+              <w:left w:val="single" w:color="CCCCCC" w:sz="4"/>
+              <w:bottom w:val="single" w:color="CCCCCC" w:sz="4"/>
+              <w:right w:val="single" w:color="CCCCCC" w:sz="4"/>
+            </w:tcBorders>
+            <w:shd w:fill="F2F2F2" w:val="clear"/>
+            <w:tcMar>
+              <w:top w:type="dxa" w:w="60"/>
+              <w:left w:type="dxa" w:w="100"/>
+              <w:bottom w:type="dxa" w:w="60"/>
+              <w:right w:type="dxa" w:w="100"/>
+            </w:tcMar>
+          </w:tcPr>
+          <w:p>
+            <w:pPr>
+              <w:jc w:val="center"/>
+            </w:pPr>
+            <w:r>
+              <w:rPr>
+                <w:rFonts w:ascii="Arial" w:cs="Arial" w:eastAsia="Arial" w:hAnsi="Arial"/>
+                <w:b w:val="false"/>
+                <w:bCs w:val="false"/>
+                <w:sz w:val="19"/>
+                <w:szCs w:val="19"/>
+              </w:rPr>
+              <w:t xml:space="preserve">10,0 pts ← teto</w:t>
+            </w:r>
+          </w:p>
+        </w:tc>
+      </w:tr>
+      <w:tr>
+        <w:tc>
+          <w:tcPr>
+            <w:tcW w:type="dxa" w:w="3500"/>
+            <w:tcBorders>
+              <w:top w:val="single" w:color="CCCCCC" w:sz="4"/>
+              <w:left w:val="single" w:color="CCCCCC" w:sz="4"/>
+              <w:bottom w:val="single" w:color="CCCCCC" w:sz="4"/>
+              <w:right w:val="single" w:color="CCCCCC" w:sz="4"/>
+            </w:tcBorders>
+            <w:shd w:fill="FFFFFF" w:val="clear"/>
+            <w:tcMar>
+              <w:top w:type="dxa" w:w="60"/>
+              <w:left w:type="dxa" w:w="100"/>
+              <w:bottom w:type="dxa" w:w="60"/>
+              <w:right w:type="dxa" w:w="100"/>
+            </w:tcMar>
+          </w:tcPr>
+          <w:p>
+            <w:pPr>
+              <w:jc w:val="center"/>
+            </w:pPr>
+            <w:r>
+              <w:rPr>
+                <w:rFonts w:ascii="Arial" w:cs="Arial" w:eastAsia="Arial" w:hAnsi="Arial"/>
+                <w:b w:val="false"/>
+                <w:bCs w:val="false"/>
+                <w:sz w:val="19"/>
+                <w:szCs w:val="19"/>
+              </w:rPr>
+              <w:t xml:space="preserve">1 mestrado + 2 especializações</w:t>
+            </w:r>
+          </w:p>
+        </w:tc>
+        <w:tc>
+          <w:tcPr>
+            <w:tcW w:type="dxa" w:w="2000"/>
+            <w:tcBorders>
+              <w:top w:val="single" w:color="CCCCCC" w:sz="4"/>
+              <w:left w:val="single" w:color="CCCCCC" w:sz="4"/>
+              <w:bottom w:val="single" w:color="CCCCCC" w:sz="4"/>
+              <w:right w:val="single" w:color="CCCCCC" w:sz="4"/>
+            </w:tcBorders>
+            <w:shd w:fill="FFFFFF" w:val="clear"/>
+            <w:tcMar>
+              <w:top w:type="dxa" w:w="60"/>
+              <w:left w:type="dxa" w:w="100"/>
+              <w:bottom w:type="dxa" w:w="60"/>
+              <w:right w:type="dxa" w:w="100"/>
+            </w:tcMar>
+          </w:tcPr>
+          <w:p>
+            <w:pPr>
+              <w:jc w:val="center"/>
+            </w:pPr>
+            <w:r>
+              <w:rPr>
+                <w:rFonts w:ascii="Arial" w:cs="Arial" w:eastAsia="Arial" w:hAnsi="Arial"/>
+                <w:b w:val="false"/>
+                <w:bCs w:val="false"/>
+                <w:sz w:val="19"/>
+                <w:szCs w:val="19"/>
+              </w:rPr>
+              <w:t xml:space="preserve">3+2+2</w:t>
+            </w:r>
+          </w:p>
+        </w:tc>
+        <w:tc>
+          <w:tcPr>
+            <w:tcW w:type="dxa" w:w="1500"/>
+            <w:tcBorders>
+              <w:top w:val="single" w:color="CCCCCC" w:sz="4"/>
+              <w:left w:val="single" w:color="CCCCCC" w:sz="4"/>
+              <w:bottom w:val="single" w:color="CCCCCC" w:sz="4"/>
+              <w:right w:val="single" w:color="CCCCCC" w:sz="4"/>
+            </w:tcBorders>
+            <w:shd w:fill="FFFFFF" w:val="clear"/>
+            <w:tcMar>
+              <w:top w:type="dxa" w:w="60"/>
+              <w:left w:type="dxa" w:w="100"/>
+              <w:bottom w:type="dxa" w:w="60"/>
+              <w:right w:type="dxa" w:w="100"/>
+            </w:tcMar>
+          </w:tcPr>
+          <w:p>
+            <w:pPr>
+              <w:jc w:val="center"/>
+            </w:pPr>
+            <w:r>
+              <w:rPr>
+                <w:rFonts w:ascii="Arial" w:cs="Arial" w:eastAsia="Arial" w:hAnsi="Arial"/>
+                <w:b w:val="false"/>
+                <w:bCs w:val="false"/>
+                <w:sz w:val="19"/>
+                <w:szCs w:val="19"/>
+              </w:rPr>
+              <w:t xml:space="preserve">7,0 pts</w:t>
+            </w:r>
+          </w:p>
+        </w:tc>
+      </w:tr>
+      <w:tr>
+        <w:tc>
+          <w:tcPr>
+            <w:tcW w:type="dxa" w:w="3500"/>
+            <w:tcBorders>
+              <w:top w:val="single" w:color="CCCCCC" w:sz="4"/>
+              <w:left w:val="single" w:color="CCCCCC" w:sz="4"/>
+              <w:bottom w:val="single" w:color="CCCCCC" w:sz="4"/>
+              <w:right w:val="single" w:color="CCCCCC" w:sz="4"/>
+            </w:tcBorders>
+            <w:shd w:fill="F2F2F2" w:val="clear"/>
+            <w:tcMar>
+              <w:top w:type="dxa" w:w="60"/>
+              <w:left w:type="dxa" w:w="100"/>
+              <w:bottom w:type="dxa" w:w="60"/>
+              <w:right w:type="dxa" w:w="100"/>
+            </w:tcMar>
+          </w:tcPr>
+          <w:p>
+            <w:pPr>
+              <w:jc w:val="center"/>
+            </w:pPr>
+            <w:r>
+              <w:rPr>
+                <w:rFonts w:ascii="Arial" w:cs="Arial" w:eastAsia="Arial" w:hAnsi="Arial"/>
+                <w:b w:val="false"/>
+                <w:bCs w:val="false"/>
+                <w:sz w:val="19"/>
+                <w:szCs w:val="19"/>
+              </w:rPr>
+              <w:t xml:space="preserve">1 doutorado + 1 mestrado</w:t>
+            </w:r>
+          </w:p>
+        </w:tc>
+        <w:tc>
+          <w:tcPr>
+            <w:tcW w:type="dxa" w:w="2000"/>
+            <w:tcBorders>
+              <w:top w:val="single" w:color="CCCCCC" w:sz="4"/>
+              <w:left w:val="single" w:color="CCCCCC" w:sz="4"/>
+              <w:bottom w:val="single" w:color="CCCCCC" w:sz="4"/>
+              <w:right w:val="single" w:color="CCCCCC" w:sz="4"/>
+            </w:tcBorders>
+            <w:shd w:fill="F2F2F2" w:val="clear"/>
+            <w:tcMar>
+              <w:top w:type="dxa" w:w="60"/>
+              <w:left w:type="dxa" w:w="100"/>
+              <w:bottom w:type="dxa" w:w="60"/>
+              <w:right w:type="dxa" w:w="100"/>
+            </w:tcMar>
+          </w:tcPr>
+          <w:p>
+            <w:pPr>
+              <w:jc w:val="center"/>
+            </w:pPr>
+            <w:r>
+              <w:rPr>
+                <w:rFonts w:ascii="Arial" w:cs="Arial" w:eastAsia="Arial" w:hAnsi="Arial"/>
+                <w:b w:val="false"/>
+                <w:bCs w:val="false"/>
+                <w:sz w:val="19"/>
+                <w:szCs w:val="19"/>
+              </w:rPr>
+              <w:t xml:space="preserve">4+3</w:t>
+            </w:r>
+          </w:p>
+        </w:tc>
+        <w:tc>
+          <w:tcPr>
+            <w:tcW w:type="dxa" w:w="1500"/>
+            <w:tcBorders>
+              <w:top w:val="single" w:color="CCCCCC" w:sz="4"/>
+              <w:left w:val="single" w:color="CCCCCC" w:sz="4"/>
+              <w:bottom w:val="single" w:color="CCCCCC" w:sz="4"/>
+              <w:right w:val="single" w:color="CCCCCC" w:sz="4"/>
+            </w:tcBorders>
+            <w:shd w:fill="F2F2F2" w:val="clear"/>
+            <w:tcMar>
+              <w:top w:type="dxa" w:w="60"/>
+              <w:left w:type="dxa" w:w="100"/>
+              <w:bottom w:type="dxa" w:w="60"/>
+              <w:right w:type="dxa" w:w="100"/>
+            </w:tcMar>
+          </w:tcPr>
+          <w:p>
+            <w:pPr>
+              <w:jc w:val="center"/>
+            </w:pPr>
+            <w:r>
+              <w:rPr>
+                <w:rFonts w:ascii="Arial" w:cs="Arial" w:eastAsia="Arial" w:hAnsi="Arial"/>
+                <w:b w:val="false"/>
+                <w:bCs w:val="false"/>
+                <w:sz w:val="19"/>
+                <w:szCs w:val="19"/>
+              </w:rPr>
+              <w:t xml:space="preserve">7,0 pts</w:t>
+            </w:r>
+          </w:p>
+        </w:tc>
+      </w:tr>
+      <w:tr>
+        <w:tc>
+          <w:tcPr>
+            <w:tcW w:type="dxa" w:w="3500"/>
+            <w:tcBorders>
+              <w:top w:val="single" w:color="CCCCCC" w:sz="4"/>
+              <w:left w:val="single" w:color="CCCCCC" w:sz="4"/>
+              <w:bottom w:val="single" w:color="CCCCCC" w:sz="4"/>
+              <w:right w:val="single" w:color="CCCCCC" w:sz="4"/>
+            </w:tcBorders>
+            <w:shd w:fill="FFFFFF" w:val="clear"/>
+            <w:tcMar>
+              <w:top w:type="dxa" w:w="60"/>
+              <w:left w:type="dxa" w:w="100"/>
+              <w:bottom w:type="dxa" w:w="60"/>
+              <w:right w:type="dxa" w:w="100"/>
+            </w:tcMar>
+          </w:tcPr>
+          <w:p>
+            <w:pPr>
+              <w:jc w:val="center"/>
+            </w:pPr>
+            <w:r>
+              <w:rPr>
+                <w:rFonts w:ascii="Arial" w:cs="Arial" w:eastAsia="Arial" w:hAnsi="Arial"/>
+                <w:b w:val="false"/>
+                <w:bCs w:val="false"/>
+                <w:sz w:val="19"/>
+                <w:szCs w:val="19"/>
+              </w:rPr>
+              <w:t xml:space="preserve">1 doutorado + 1 mestrado + 2 especializações</w:t>
+            </w:r>
+          </w:p>
+        </w:tc>
+        <w:tc>
+          <w:tcPr>
+            <w:tcW w:type="dxa" w:w="2000"/>
+            <w:tcBorders>
+              <w:top w:val="single" w:color="CCCCCC" w:sz="4"/>
+              <w:left w:val="single" w:color="CCCCCC" w:sz="4"/>
+              <w:bottom w:val="single" w:color="CCCCCC" w:sz="4"/>
+              <w:right w:val="single" w:color="CCCCCC" w:sz="4"/>
+            </w:tcBorders>
+            <w:shd w:fill="FFFFFF" w:val="clear"/>
+            <w:tcMar>
+              <w:top w:type="dxa" w:w="60"/>
+              <w:left w:type="dxa" w:w="100"/>
+              <w:bottom w:type="dxa" w:w="60"/>
+              <w:right w:type="dxa" w:w="100"/>
+            </w:tcMar>
+          </w:tcPr>
+          <w:p>
+            <w:pPr>
+              <w:jc w:val="center"/>
+            </w:pPr>
+            <w:r>
+              <w:rPr>
+                <w:rFonts w:ascii="Arial" w:cs="Arial" w:eastAsia="Arial" w:hAnsi="Arial"/>
+                <w:b w:val="false"/>
+                <w:bCs w:val="false"/>
+                <w:sz w:val="19"/>
+                <w:szCs w:val="19"/>
+              </w:rPr>
+              <w:t xml:space="preserve">4+3+2+2 = 11 → limitado ao teto</w:t>
+            </w:r>
+          </w:p>
+        </w:tc>
+        <w:tc>
+          <w:tcPr>
+            <w:tcW w:type="dxa" w:w="1500"/>
+            <w:tcBorders>
+              <w:top w:val="single" w:color="CCCCCC" w:sz="4"/>
+              <w:left w:val="single" w:color="CCCCCC" w:sz="4"/>
+              <w:bottom w:val="single" w:color="CCCCCC" w:sz="4"/>
+              <w:right w:val="single" w:color="CCCCCC" w:sz="4"/>
+            </w:tcBorders>
+            <w:shd w:fill="FFFFFF" w:val="clear"/>
+            <w:tcMar>
+              <w:top w:type="dxa" w:w="60"/>
+              <w:left w:type="dxa" w:w="100"/>
+              <w:bottom w:type="dxa" w:w="60"/>
+              <w:right w:type="dxa" w:w="100"/>
+            </w:tcMar>
+          </w:tcPr>
+          <w:p>
+            <w:pPr>
+              <w:jc w:val="center"/>
+            </w:pPr>
+            <w:r>
+              <w:rPr>
+                <w:rFonts w:ascii="Arial" w:cs="Arial" w:eastAsia="Arial" w:hAnsi="Arial"/>
+                <w:b w:val="false"/>
+                <w:bCs w:val="false"/>
+                <w:sz w:val="19"/>
+                <w:szCs w:val="19"/>
+              </w:rPr>
+              <w:t xml:space="preserve">10,0 pts ← teto</w:t>
             </w:r>
           </w:p>
         </w:tc>
@@ -18823,9 +19770,9 @@
         </w:tblBorders>
       </w:tblPr>
       <w:tblGrid>
-        <w:gridCol w:w="2000"/>
-        <w:gridCol w:w="3500"/>
-        <w:gridCol w:w="3026"/>
+        <w:gridCol w:w="1800"/>
+        <w:gridCol w:w="3200"/>
+        <w:gridCol w:w="3526"/>
       </w:tblGrid>
       <w:tr>
         <w:trPr>
@@ -18833,7 +19780,7 @@
         </w:trPr>
         <w:tc>
           <w:tcPr>
-            <w:tcW w:type="dxa" w:w="2000"/>
+            <w:tcW w:type="dxa" w:w="1800"/>
             <w:tcBorders>
               <w:top w:val="single" w:color="CCCCCC" w:sz="4"/>
               <w:left w:val="single" w:color="CCCCCC" w:sz="4"/>
@@ -18867,7 +19814,7 @@
         </w:tc>
         <w:tc>
           <w:tcPr>
-            <w:tcW w:type="dxa" w:w="3500"/>
+            <w:tcW w:type="dxa" w:w="3200"/>
             <w:tcBorders>
               <w:top w:val="single" w:color="CCCCCC" w:sz="4"/>
               <w:left w:val="single" w:color="CCCCCC" w:sz="4"/>
@@ -18901,7 +19848,7 @@
         </w:tc>
         <w:tc>
           <w:tcPr>
-            <w:tcW w:type="dxa" w:w="3026"/>
+            <w:tcW w:type="dxa" w:w="3526"/>
             <w:tcBorders>
               <w:top w:val="single" w:color="CCCCCC" w:sz="4"/>
               <w:left w:val="single" w:color="CCCCCC" w:sz="4"/>
@@ -18929,7 +19876,7 @@
                 <w:sz w:val="19"/>
                 <w:szCs w:val="19"/>
               </w:rPr>
-              <w:t xml:space="preserve">Observações</w:t>
+              <w:t xml:space="preserve">Requisitos de Autenticidade</w:t>
             </w:r>
           </w:p>
         </w:tc>
@@ -18937,7 +19884,7 @@
       <w:tr>
         <w:tc>
           <w:tcPr>
-            <w:tcW w:type="dxa" w:w="2000"/>
+            <w:tcW w:type="dxa" w:w="1800"/>
             <w:tcBorders>
               <w:top w:val="single" w:color="CCCCCC" w:sz="4"/>
               <w:left w:val="single" w:color="CCCCCC" w:sz="4"/>
@@ -18964,13 +19911,13 @@
                 <w:sz w:val="19"/>
                 <w:szCs w:val="19"/>
               </w:rPr>
-              <w:t xml:space="preserve">Formação acadêmica</w:t>
-            </w:r>
-          </w:p>
-        </w:tc>
-        <w:tc>
-          <w:tcPr>
-            <w:tcW w:type="dxa" w:w="3500"/>
+              <w:t xml:space="preserve">Diploma de graduação (elegibilidade)</w:t>
+            </w:r>
+          </w:p>
+        </w:tc>
+        <w:tc>
+          <w:tcPr>
+            <w:tcW w:type="dxa" w:w="3200"/>
             <w:tcBorders>
               <w:top w:val="single" w:color="CCCCCC" w:sz="4"/>
               <w:left w:val="single" w:color="CCCCCC" w:sz="4"/>
@@ -18997,13 +19944,13 @@
                 <w:sz w:val="19"/>
                 <w:szCs w:val="19"/>
               </w:rPr>
-              <w:t xml:space="preserve">Diploma; certificado; declaração de conclusão acompanhada de histórico.</w:t>
-            </w:r>
-          </w:p>
-        </w:tc>
-        <w:tc>
-          <w:tcPr>
-            <w:tcW w:type="dxa" w:w="3026"/>
+              <w:t xml:space="preserve">Diploma frente e verso; diploma digital com QR Code; certificado provisório + histórico escolar.</w:t>
+            </w:r>
+          </w:p>
+        </w:tc>
+        <w:tc>
+          <w:tcPr>
+            <w:tcW w:type="dxa" w:w="3526"/>
             <w:tcBorders>
               <w:top w:val="single" w:color="CCCCCC" w:sz="4"/>
               <w:left w:val="single" w:color="CCCCCC" w:sz="4"/>
@@ -19030,7 +19977,7 @@
                 <w:sz w:val="19"/>
                 <w:szCs w:val="19"/>
               </w:rPr>
-              <w:t xml:space="preserve">Expedido por instituição credenciada pelo MEC. A área deve guardar pertinência com as atribuições do Grupo.</w:t>
+              <w:t xml:space="preserve">Nome completo e CPF do diplomado; nome do curso; data de colação; nome da instituição; assinatura do responsável. Diploma digital: QR Code válido verificável no portal do MEC. Provisório: histórico com colação de grau e carimbo. Estrangeiro: revalidação MEC (Res. CNE/CES 1/2021).</w:t>
             </w:r>
           </w:p>
         </w:tc>
@@ -19038,7 +19985,7 @@
       <w:tr>
         <w:tc>
           <w:tcPr>
-            <w:tcW w:type="dxa" w:w="2000"/>
+            <w:tcW w:type="dxa" w:w="1800"/>
             <w:tcBorders>
               <w:top w:val="single" w:color="CCCCCC" w:sz="4"/>
               <w:left w:val="single" w:color="CCCCCC" w:sz="4"/>
@@ -19065,13 +20012,13 @@
                 <w:sz w:val="19"/>
                 <w:szCs w:val="19"/>
               </w:rPr>
-              <w:t xml:space="preserve">Curso complementar</w:t>
-            </w:r>
-          </w:p>
-        </w:tc>
-        <w:tc>
-          <w:tcPr>
-            <w:tcW w:type="dxa" w:w="3500"/>
+              <w:t xml:space="preserve">Pós-graduação lato sensu</w:t>
+            </w:r>
+          </w:p>
+        </w:tc>
+        <w:tc>
+          <w:tcPr>
+            <w:tcW w:type="dxa" w:w="3200"/>
             <w:tcBorders>
               <w:top w:val="single" w:color="CCCCCC" w:sz="4"/>
               <w:left w:val="single" w:color="CCCCCC" w:sz="4"/>
@@ -19098,13 +20045,13 @@
                 <w:sz w:val="19"/>
                 <w:szCs w:val="19"/>
               </w:rPr>
-              <w:t xml:space="preserve">Certificado emitido por instituição de ensino, escola de governo ou entidade certificadora, com conteúdo e carga horária.</w:t>
-            </w:r>
-          </w:p>
-        </w:tc>
-        <w:tc>
-          <w:tcPr>
-            <w:tcW w:type="dxa" w:w="3026"/>
+              <w:t xml:space="preserve">Certificado de especialização ou MBA.</w:t>
+            </w:r>
+          </w:p>
+        </w:tc>
+        <w:tc>
+          <w:tcPr>
+            <w:tcW w:type="dxa" w:w="3526"/>
             <w:tcBorders>
               <w:top w:val="single" w:color="CCCCCC" w:sz="4"/>
               <w:left w:val="single" w:color="CCCCCC" w:sz="4"/>
@@ -19131,7 +20078,7 @@
                 <w:sz w:val="19"/>
                 <w:szCs w:val="19"/>
               </w:rPr>
-              <w:t xml:space="preserve">Serão pontuados os cursos do Anexo I ou cujo conteúdo programático guarde correlação com o Grupo.</w:t>
+              <w:t xml:space="preserve">Nome do candidato; denominação do curso; carga horária mínima 360h; data de conclusão; instituição credenciada pelo MEC ou recomendada pela CAPES.</w:t>
             </w:r>
           </w:p>
         </w:tc>
@@ -19139,7 +20086,7 @@
       <w:tr>
         <w:tc>
           <w:tcPr>
-            <w:tcW w:type="dxa" w:w="2000"/>
+            <w:tcW w:type="dxa" w:w="1800"/>
             <w:tcBorders>
               <w:top w:val="single" w:color="CCCCCC" w:sz="4"/>
               <w:left w:val="single" w:color="CCCCCC" w:sz="4"/>
@@ -19166,13 +20113,13 @@
                 <w:sz w:val="19"/>
                 <w:szCs w:val="19"/>
               </w:rPr>
-              <w:t xml:space="preserve">Experiência privada</w:t>
-            </w:r>
-          </w:p>
-        </w:tc>
-        <w:tc>
-          <w:tcPr>
-            <w:tcW w:type="dxa" w:w="3500"/>
+              <w:t xml:space="preserve">Mestrado / Doutorado</w:t>
+            </w:r>
+          </w:p>
+        </w:tc>
+        <w:tc>
+          <w:tcPr>
+            <w:tcW w:type="dxa" w:w="3200"/>
             <w:tcBorders>
               <w:top w:val="single" w:color="CCCCCC" w:sz="4"/>
               <w:left w:val="single" w:color="CCCCCC" w:sz="4"/>
@@ -19199,13 +20146,13 @@
                 <w:sz w:val="19"/>
                 <w:szCs w:val="19"/>
               </w:rPr>
-              <w:t xml:space="preserve">CTPS + documento de atividades; contrato + declaração do contratante.</w:t>
-            </w:r>
-          </w:p>
-        </w:tc>
-        <w:tc>
-          <w:tcPr>
-            <w:tcW w:type="dxa" w:w="3026"/>
+              <w:t xml:space="preserve">Diploma reconhecido pelo MEC ou CAPES.</w:t>
+            </w:r>
+          </w:p>
+        </w:tc>
+        <w:tc>
+          <w:tcPr>
+            <w:tcW w:type="dxa" w:w="3526"/>
             <w:tcBorders>
               <w:top w:val="single" w:color="CCCCCC" w:sz="4"/>
               <w:left w:val="single" w:color="CCCCCC" w:sz="4"/>
@@ -19232,7 +20179,7 @@
                 <w:sz w:val="19"/>
                 <w:szCs w:val="19"/>
               </w:rPr>
-              <w:t xml:space="preserve">O documento deve discriminar: cargo/função, período exato (início e fim) e descrição das atividades.</w:t>
+              <w:t xml:space="preserve">Mesmos requisitos de identificação do diploma de graduação.</w:t>
             </w:r>
           </w:p>
         </w:tc>
@@ -19240,7 +20187,7 @@
       <w:tr>
         <w:tc>
           <w:tcPr>
-            <w:tcW w:type="dxa" w:w="2000"/>
+            <w:tcW w:type="dxa" w:w="1800"/>
             <w:tcBorders>
               <w:top w:val="single" w:color="CCCCCC" w:sz="4"/>
               <w:left w:val="single" w:color="CCCCCC" w:sz="4"/>
@@ -19267,13 +20214,13 @@
                 <w:sz w:val="19"/>
                 <w:szCs w:val="19"/>
               </w:rPr>
-              <w:t xml:space="preserve">Experiência pública</w:t>
-            </w:r>
-          </w:p>
-        </w:tc>
-        <w:tc>
-          <w:tcPr>
-            <w:tcW w:type="dxa" w:w="3500"/>
+              <w:t xml:space="preserve">Certificação profissional internacional</w:t>
+            </w:r>
+          </w:p>
+        </w:tc>
+        <w:tc>
+          <w:tcPr>
+            <w:tcW w:type="dxa" w:w="3200"/>
             <w:tcBorders>
               <w:top w:val="single" w:color="CCCCCC" w:sz="4"/>
               <w:left w:val="single" w:color="CCCCCC" w:sz="4"/>
@@ -19300,13 +20247,13 @@
                 <w:sz w:val="19"/>
                 <w:szCs w:val="19"/>
               </w:rPr>
-              <w:t xml:space="preserve">Certidão/declaração do órgão; contrato ou instrumento equivalente.</w:t>
-            </w:r>
-          </w:p>
-        </w:tc>
-        <w:tc>
-          <w:tcPr>
-            <w:tcW w:type="dxa" w:w="3026"/>
+              <w:t xml:space="preserve">Certificado + número de credencial ativo + código de verificação.</w:t>
+            </w:r>
+          </w:p>
+        </w:tc>
+        <w:tc>
+          <w:tcPr>
+            <w:tcW w:type="dxa" w:w="3526"/>
             <w:tcBorders>
               <w:top w:val="single" w:color="CCCCCC" w:sz="4"/>
               <w:left w:val="single" w:color="CCCCCC" w:sz="4"/>
@@ -19333,7 +20280,7 @@
                 <w:sz w:val="19"/>
                 <w:szCs w:val="19"/>
               </w:rPr>
-              <w:t xml:space="preserve">Deve conter período, função e atividades desempenhadas.</w:t>
+              <w:t xml:space="preserve">Nome do candidato; data de emissão; número de credencial ativo; código de verificação válido no portal oficial da entidade certificadora (PMI, AXELOS, IPMA etc.). Certificações vencidas não serão aceitas.</w:t>
             </w:r>
           </w:p>
         </w:tc>
@@ -19341,7 +20288,7 @@
       <w:tr>
         <w:tc>
           <w:tcPr>
-            <w:tcW w:type="dxa" w:w="2000"/>
+            <w:tcW w:type="dxa" w:w="1800"/>
             <w:tcBorders>
               <w:top w:val="single" w:color="CCCCCC" w:sz="4"/>
               <w:left w:val="single" w:color="CCCCCC" w:sz="4"/>
@@ -19368,13 +20315,13 @@
                 <w:sz w:val="19"/>
                 <w:szCs w:val="19"/>
               </w:rPr>
-              <w:t xml:space="preserve">Autônomo/liberal</w:t>
-            </w:r>
-          </w:p>
-        </w:tc>
-        <w:tc>
-          <w:tcPr>
-            <w:tcW w:type="dxa" w:w="3500"/>
+              <w:t xml:space="preserve">Curso complementar</w:t>
+            </w:r>
+          </w:p>
+        </w:tc>
+        <w:tc>
+          <w:tcPr>
+            <w:tcW w:type="dxa" w:w="3200"/>
             <w:tcBorders>
               <w:top w:val="single" w:color="CCCCCC" w:sz="4"/>
               <w:left w:val="single" w:color="CCCCCC" w:sz="4"/>
@@ -19401,13 +20348,13 @@
                 <w:sz w:val="19"/>
                 <w:szCs w:val="19"/>
               </w:rPr>
-              <w:t xml:space="preserve">Contrato, RPA, nota fiscal ou equivalente + declaração quando necessária.</w:t>
-            </w:r>
-          </w:p>
-        </w:tc>
-        <w:tc>
-          <w:tcPr>
-            <w:tcW w:type="dxa" w:w="3026"/>
+              <w:t xml:space="preserve">Certificado emitido por instituição de ensino, escola de governo ou entidade certificadora.</w:t>
+            </w:r>
+          </w:p>
+        </w:tc>
+        <w:tc>
+          <w:tcPr>
+            <w:tcW w:type="dxa" w:w="3526"/>
             <w:tcBorders>
               <w:top w:val="single" w:color="CCCCCC" w:sz="4"/>
               <w:left w:val="single" w:color="CCCCCC" w:sz="4"/>
@@ -19434,7 +20381,7 @@
                 <w:sz w:val="19"/>
                 <w:szCs w:val="19"/>
               </w:rPr>
-              <w:t xml:space="preserve">Documentos devem identificar objeto, período e atividades executadas.</w:t>
+              <w:t xml:space="preserve">Nome do candidato; denominação do curso; carga horária expressa; data de conclusão. Certificados sem carga horária não serão aceitos.</w:t>
             </w:r>
           </w:p>
         </w:tc>
@@ -19442,7 +20389,7 @@
       <w:tr>
         <w:tc>
           <w:tcPr>
-            <w:tcW w:type="dxa" w:w="2000"/>
+            <w:tcW w:type="dxa" w:w="1800"/>
             <w:tcBorders>
               <w:top w:val="single" w:color="CCCCCC" w:sz="4"/>
               <w:left w:val="single" w:color="CCCCCC" w:sz="4"/>
@@ -19469,13 +20416,13 @@
                 <w:sz w:val="19"/>
                 <w:szCs w:val="19"/>
               </w:rPr>
-              <w:t xml:space="preserve">ART/RRT/acervo</w:t>
-            </w:r>
-          </w:p>
-        </w:tc>
-        <w:tc>
-          <w:tcPr>
-            <w:tcW w:type="dxa" w:w="3500"/>
+              <w:t xml:space="preserve">Experiência — setor privado</w:t>
+            </w:r>
+          </w:p>
+        </w:tc>
+        <w:tc>
+          <w:tcPr>
+            <w:tcW w:type="dxa" w:w="3200"/>
             <w:tcBorders>
               <w:top w:val="single" w:color="CCCCCC" w:sz="4"/>
               <w:left w:val="single" w:color="CCCCCC" w:sz="4"/>
@@ -19502,13 +20449,13 @@
                 <w:sz w:val="19"/>
                 <w:szCs w:val="19"/>
               </w:rPr>
-              <w:t xml:space="preserve">ART/RRT e acervo técnico válidos, vinculados à atividade declarada.</w:t>
-            </w:r>
-          </w:p>
-        </w:tc>
-        <w:tc>
-          <w:tcPr>
-            <w:tcW w:type="dxa" w:w="3026"/>
+              <w:t xml:space="preserve">CTPS (identificação + contratos); ou declaração do empregador; ou contrato de trabalho/prestação de serviços.</w:t>
+            </w:r>
+          </w:p>
+        </w:tc>
+        <w:tc>
+          <w:tcPr>
+            <w:tcW w:type="dxa" w:w="3526"/>
             <w:tcBorders>
               <w:top w:val="single" w:color="CCCCCC" w:sz="4"/>
               <w:left w:val="single" w:color="CCCCCC" w:sz="4"/>
@@ -19535,7 +20482,512 @@
                 <w:sz w:val="19"/>
                 <w:szCs w:val="19"/>
               </w:rPr>
-              <w:t xml:space="preserve">Não serão aceitos documentos genéricos, incompletos ou em andamento sem comprovação de baixa ou conclusão.</w:t>
+              <w:t xml:space="preserve">CTPS: nome do empregador, cargo/função, datas de admissão e demissão legíveis. Declaração: papel timbrado + carimbo do CNPJ + assinatura do responsável + nome completo e CPF do declarado + cargo/função + período exato + descrição das atividades. Contrato: papel timbrado + carimbo + assinatura + objeto + período.</w:t>
+            </w:r>
+          </w:p>
+        </w:tc>
+      </w:tr>
+      <w:tr>
+        <w:tc>
+          <w:tcPr>
+            <w:tcW w:type="dxa" w:w="1800"/>
+            <w:tcBorders>
+              <w:top w:val="single" w:color="CCCCCC" w:sz="4"/>
+              <w:left w:val="single" w:color="CCCCCC" w:sz="4"/>
+              <w:bottom w:val="single" w:color="CCCCCC" w:sz="4"/>
+              <w:right w:val="single" w:color="CCCCCC" w:sz="4"/>
+            </w:tcBorders>
+            <w:shd w:fill="FFFFFF" w:val="clear"/>
+            <w:tcMar>
+              <w:top w:type="dxa" w:w="60"/>
+              <w:left w:type="dxa" w:w="100"/>
+              <w:bottom w:type="dxa" w:w="60"/>
+              <w:right w:type="dxa" w:w="100"/>
+            </w:tcMar>
+          </w:tcPr>
+          <w:p>
+            <w:pPr>
+              <w:jc w:val="left"/>
+            </w:pPr>
+            <w:r>
+              <w:rPr>
+                <w:rFonts w:ascii="Arial" w:cs="Arial" w:eastAsia="Arial" w:hAnsi="Arial"/>
+                <w:b w:val="false"/>
+                <w:bCs w:val="false"/>
+                <w:sz w:val="19"/>
+                <w:szCs w:val="19"/>
+              </w:rPr>
+              <w:t xml:space="preserve">Experiência — setor público</w:t>
+            </w:r>
+          </w:p>
+        </w:tc>
+        <w:tc>
+          <w:tcPr>
+            <w:tcW w:type="dxa" w:w="3200"/>
+            <w:tcBorders>
+              <w:top w:val="single" w:color="CCCCCC" w:sz="4"/>
+              <w:left w:val="single" w:color="CCCCCC" w:sz="4"/>
+              <w:bottom w:val="single" w:color="CCCCCC" w:sz="4"/>
+              <w:right w:val="single" w:color="CCCCCC" w:sz="4"/>
+            </w:tcBorders>
+            <w:shd w:fill="FFFFFF" w:val="clear"/>
+            <w:tcMar>
+              <w:top w:type="dxa" w:w="60"/>
+              <w:left w:type="dxa" w:w="100"/>
+              <w:bottom w:type="dxa" w:w="60"/>
+              <w:right w:type="dxa" w:w="100"/>
+            </w:tcMar>
+          </w:tcPr>
+          <w:p>
+            <w:pPr>
+              <w:jc w:val="left"/>
+            </w:pPr>
+            <w:r>
+              <w:rPr>
+                <w:rFonts w:ascii="Arial" w:cs="Arial" w:eastAsia="Arial" w:hAnsi="Arial"/>
+                <w:b w:val="false"/>
+                <w:bCs w:val="false"/>
+                <w:sz w:val="19"/>
+                <w:szCs w:val="19"/>
+              </w:rPr>
+              <w:t xml:space="preserve">Certidão ou declaração do órgão; contrato administrativo ou instrumento equivalente.</w:t>
+            </w:r>
+          </w:p>
+        </w:tc>
+        <w:tc>
+          <w:tcPr>
+            <w:tcW w:type="dxa" w:w="3526"/>
+            <w:tcBorders>
+              <w:top w:val="single" w:color="CCCCCC" w:sz="4"/>
+              <w:left w:val="single" w:color="CCCCCC" w:sz="4"/>
+              <w:bottom w:val="single" w:color="CCCCCC" w:sz="4"/>
+              <w:right w:val="single" w:color="CCCCCC" w:sz="4"/>
+            </w:tcBorders>
+            <w:shd w:fill="FFFFFF" w:val="clear"/>
+            <w:tcMar>
+              <w:top w:type="dxa" w:w="60"/>
+              <w:left w:type="dxa" w:w="100"/>
+              <w:bottom w:type="dxa" w:w="60"/>
+              <w:right w:type="dxa" w:w="100"/>
+            </w:tcMar>
+          </w:tcPr>
+          <w:p>
+            <w:pPr>
+              <w:jc w:val="left"/>
+            </w:pPr>
+            <w:r>
+              <w:rPr>
+                <w:rFonts w:ascii="Arial" w:cs="Arial" w:eastAsia="Arial" w:hAnsi="Arial"/>
+                <w:b w:val="false"/>
+                <w:bCs w:val="false"/>
+                <w:sz w:val="19"/>
+                <w:szCs w:val="19"/>
+              </w:rPr>
+              <w:t xml:space="preserve">Papel timbrado + assinatura + carimbo institucional + nome completo e CPF do declarado + cargo/função + período exato + descrição das atividades.</w:t>
+            </w:r>
+          </w:p>
+        </w:tc>
+      </w:tr>
+      <w:tr>
+        <w:tc>
+          <w:tcPr>
+            <w:tcW w:type="dxa" w:w="1800"/>
+            <w:tcBorders>
+              <w:top w:val="single" w:color="CCCCCC" w:sz="4"/>
+              <w:left w:val="single" w:color="CCCCCC" w:sz="4"/>
+              <w:bottom w:val="single" w:color="CCCCCC" w:sz="4"/>
+              <w:right w:val="single" w:color="CCCCCC" w:sz="4"/>
+            </w:tcBorders>
+            <w:shd w:fill="F2F2F2" w:val="clear"/>
+            <w:tcMar>
+              <w:top w:type="dxa" w:w="60"/>
+              <w:left w:type="dxa" w:w="100"/>
+              <w:bottom w:type="dxa" w:w="60"/>
+              <w:right w:type="dxa" w:w="100"/>
+            </w:tcMar>
+          </w:tcPr>
+          <w:p>
+            <w:pPr>
+              <w:jc w:val="left"/>
+            </w:pPr>
+            <w:r>
+              <w:rPr>
+                <w:rFonts w:ascii="Arial" w:cs="Arial" w:eastAsia="Arial" w:hAnsi="Arial"/>
+                <w:b w:val="false"/>
+                <w:bCs w:val="false"/>
+                <w:sz w:val="19"/>
+                <w:szCs w:val="19"/>
+              </w:rPr>
+              <w:t xml:space="preserve">Experiência — autônomo/liberal</w:t>
+            </w:r>
+          </w:p>
+        </w:tc>
+        <w:tc>
+          <w:tcPr>
+            <w:tcW w:type="dxa" w:w="3200"/>
+            <w:tcBorders>
+              <w:top w:val="single" w:color="CCCCCC" w:sz="4"/>
+              <w:left w:val="single" w:color="CCCCCC" w:sz="4"/>
+              <w:bottom w:val="single" w:color="CCCCCC" w:sz="4"/>
+              <w:right w:val="single" w:color="CCCCCC" w:sz="4"/>
+            </w:tcBorders>
+            <w:shd w:fill="F2F2F2" w:val="clear"/>
+            <w:tcMar>
+              <w:top w:type="dxa" w:w="60"/>
+              <w:left w:type="dxa" w:w="100"/>
+              <w:bottom w:type="dxa" w:w="60"/>
+              <w:right w:type="dxa" w:w="100"/>
+            </w:tcMar>
+          </w:tcPr>
+          <w:p>
+            <w:pPr>
+              <w:jc w:val="left"/>
+            </w:pPr>
+            <w:r>
+              <w:rPr>
+                <w:rFonts w:ascii="Arial" w:cs="Arial" w:eastAsia="Arial" w:hAnsi="Arial"/>
+                <w:b w:val="false"/>
+                <w:bCs w:val="false"/>
+                <w:sz w:val="19"/>
+                <w:szCs w:val="19"/>
+              </w:rPr>
+              <w:t xml:space="preserve">Contrato de prestação de serviços, RPA ou nota fiscal + declaração do contratante.</w:t>
+            </w:r>
+          </w:p>
+        </w:tc>
+        <w:tc>
+          <w:tcPr>
+            <w:tcW w:type="dxa" w:w="3526"/>
+            <w:tcBorders>
+              <w:top w:val="single" w:color="CCCCCC" w:sz="4"/>
+              <w:left w:val="single" w:color="CCCCCC" w:sz="4"/>
+              <w:bottom w:val="single" w:color="CCCCCC" w:sz="4"/>
+              <w:right w:val="single" w:color="CCCCCC" w:sz="4"/>
+            </w:tcBorders>
+            <w:shd w:fill="F2F2F2" w:val="clear"/>
+            <w:tcMar>
+              <w:top w:type="dxa" w:w="60"/>
+              <w:left w:type="dxa" w:w="100"/>
+              <w:bottom w:type="dxa" w:w="60"/>
+              <w:right w:type="dxa" w:w="100"/>
+            </w:tcMar>
+          </w:tcPr>
+          <w:p>
+            <w:pPr>
+              <w:jc w:val="left"/>
+            </w:pPr>
+            <w:r>
+              <w:rPr>
+                <w:rFonts w:ascii="Arial" w:cs="Arial" w:eastAsia="Arial" w:hAnsi="Arial"/>
+                <w:b w:val="false"/>
+                <w:bCs w:val="false"/>
+                <w:sz w:val="19"/>
+                <w:szCs w:val="19"/>
+              </w:rPr>
+              <w:t xml:space="preserve">Declaração: papel timbrado + carimbo do CNPJ + assinatura + objeto + período + atividades realizadas.</w:t>
+            </w:r>
+          </w:p>
+        </w:tc>
+      </w:tr>
+      <w:tr>
+        <w:tc>
+          <w:tcPr>
+            <w:tcW w:type="dxa" w:w="1800"/>
+            <w:tcBorders>
+              <w:top w:val="single" w:color="CCCCCC" w:sz="4"/>
+              <w:left w:val="single" w:color="CCCCCC" w:sz="4"/>
+              <w:bottom w:val="single" w:color="CCCCCC" w:sz="4"/>
+              <w:right w:val="single" w:color="CCCCCC" w:sz="4"/>
+            </w:tcBorders>
+            <w:shd w:fill="FFFFFF" w:val="clear"/>
+            <w:tcMar>
+              <w:top w:type="dxa" w:w="60"/>
+              <w:left w:type="dxa" w:w="100"/>
+              <w:bottom w:type="dxa" w:w="60"/>
+              <w:right w:type="dxa" w:w="100"/>
+            </w:tcMar>
+          </w:tcPr>
+          <w:p>
+            <w:pPr>
+              <w:jc w:val="left"/>
+            </w:pPr>
+            <w:r>
+              <w:rPr>
+                <w:rFonts w:ascii="Arial" w:cs="Arial" w:eastAsia="Arial" w:hAnsi="Arial"/>
+                <w:b w:val="false"/>
+                <w:bCs w:val="false"/>
+                <w:sz w:val="19"/>
+                <w:szCs w:val="19"/>
+              </w:rPr>
+              <w:t xml:space="preserve">Liderança técnica (Sênior)</w:t>
+            </w:r>
+          </w:p>
+        </w:tc>
+        <w:tc>
+          <w:tcPr>
+            <w:tcW w:type="dxa" w:w="3200"/>
+            <w:tcBorders>
+              <w:top w:val="single" w:color="CCCCCC" w:sz="4"/>
+              <w:left w:val="single" w:color="CCCCCC" w:sz="4"/>
+              <w:bottom w:val="single" w:color="CCCCCC" w:sz="4"/>
+              <w:right w:val="single" w:color="CCCCCC" w:sz="4"/>
+            </w:tcBorders>
+            <w:shd w:fill="FFFFFF" w:val="clear"/>
+            <w:tcMar>
+              <w:top w:type="dxa" w:w="60"/>
+              <w:left w:type="dxa" w:w="100"/>
+              <w:bottom w:type="dxa" w:w="60"/>
+              <w:right w:type="dxa" w:w="100"/>
+            </w:tcMar>
+          </w:tcPr>
+          <w:p>
+            <w:pPr>
+              <w:jc w:val="left"/>
+            </w:pPr>
+            <w:r>
+              <w:rPr>
+                <w:rFonts w:ascii="Arial" w:cs="Arial" w:eastAsia="Arial" w:hAnsi="Arial"/>
+                <w:b w:val="false"/>
+                <w:bCs w:val="false"/>
+                <w:sz w:val="19"/>
+                <w:szCs w:val="19"/>
+              </w:rPr>
+              <w:t xml:space="preserve">Declaração específica do contratante.</w:t>
+            </w:r>
+          </w:p>
+        </w:tc>
+        <w:tc>
+          <w:tcPr>
+            <w:tcW w:type="dxa" w:w="3526"/>
+            <w:tcBorders>
+              <w:top w:val="single" w:color="CCCCCC" w:sz="4"/>
+              <w:left w:val="single" w:color="CCCCCC" w:sz="4"/>
+              <w:bottom w:val="single" w:color="CCCCCC" w:sz="4"/>
+              <w:right w:val="single" w:color="CCCCCC" w:sz="4"/>
+            </w:tcBorders>
+            <w:shd w:fill="FFFFFF" w:val="clear"/>
+            <w:tcMar>
+              <w:top w:type="dxa" w:w="60"/>
+              <w:left w:type="dxa" w:w="100"/>
+              <w:bottom w:type="dxa" w:w="60"/>
+              <w:right w:type="dxa" w:w="100"/>
+            </w:tcMar>
+          </w:tcPr>
+          <w:p>
+            <w:pPr>
+              <w:jc w:val="left"/>
+            </w:pPr>
+            <w:r>
+              <w:rPr>
+                <w:rFonts w:ascii="Arial" w:cs="Arial" w:eastAsia="Arial" w:hAnsi="Arial"/>
+                <w:b w:val="false"/>
+                <w:bCs w:val="false"/>
+                <w:sz w:val="19"/>
+                <w:szCs w:val="19"/>
+              </w:rPr>
+              <w:t xml:space="preserve">Papel timbrado + carimbo do CNPJ + assinatura + nome completo e CPF do declarado + cargo + período + descrição explícita das responsabilidades de liderança ou coordenação técnica exercidas. Declarações genéricas não serão aceitas.</w:t>
+            </w:r>
+          </w:p>
+        </w:tc>
+      </w:tr>
+      <w:tr>
+        <w:tc>
+          <w:tcPr>
+            <w:tcW w:type="dxa" w:w="1800"/>
+            <w:tcBorders>
+              <w:top w:val="single" w:color="CCCCCC" w:sz="4"/>
+              <w:left w:val="single" w:color="CCCCCC" w:sz="4"/>
+              <w:bottom w:val="single" w:color="CCCCCC" w:sz="4"/>
+              <w:right w:val="single" w:color="CCCCCC" w:sz="4"/>
+            </w:tcBorders>
+            <w:shd w:fill="F2F2F2" w:val="clear"/>
+            <w:tcMar>
+              <w:top w:type="dxa" w:w="60"/>
+              <w:left w:type="dxa" w:w="100"/>
+              <w:bottom w:type="dxa" w:w="60"/>
+              <w:right w:type="dxa" w:w="100"/>
+            </w:tcMar>
+          </w:tcPr>
+          <w:p>
+            <w:pPr>
+              <w:jc w:val="left"/>
+            </w:pPr>
+            <w:r>
+              <w:rPr>
+                <w:rFonts w:ascii="Arial" w:cs="Arial" w:eastAsia="Arial" w:hAnsi="Arial"/>
+                <w:b w:val="false"/>
+                <w:bCs w:val="false"/>
+                <w:sz w:val="19"/>
+                <w:szCs w:val="19"/>
+              </w:rPr>
+              <w:t xml:space="preserve">ART / RRT / Acervo técnico</w:t>
+            </w:r>
+          </w:p>
+        </w:tc>
+        <w:tc>
+          <w:tcPr>
+            <w:tcW w:type="dxa" w:w="3200"/>
+            <w:tcBorders>
+              <w:top w:val="single" w:color="CCCCCC" w:sz="4"/>
+              <w:left w:val="single" w:color="CCCCCC" w:sz="4"/>
+              <w:bottom w:val="single" w:color="CCCCCC" w:sz="4"/>
+              <w:right w:val="single" w:color="CCCCCC" w:sz="4"/>
+            </w:tcBorders>
+            <w:shd w:fill="F2F2F2" w:val="clear"/>
+            <w:tcMar>
+              <w:top w:type="dxa" w:w="60"/>
+              <w:left w:type="dxa" w:w="100"/>
+              <w:bottom w:type="dxa" w:w="60"/>
+              <w:right w:type="dxa" w:w="100"/>
+            </w:tcMar>
+          </w:tcPr>
+          <w:p>
+            <w:pPr>
+              <w:jc w:val="left"/>
+            </w:pPr>
+            <w:r>
+              <w:rPr>
+                <w:rFonts w:ascii="Arial" w:cs="Arial" w:eastAsia="Arial" w:hAnsi="Arial"/>
+                <w:b w:val="false"/>
+                <w:bCs w:val="false"/>
+                <w:sz w:val="19"/>
+                <w:szCs w:val="19"/>
+              </w:rPr>
+              <w:t xml:space="preserve">ART, RRT e certidão de acervo técnico válidos.</w:t>
+            </w:r>
+          </w:p>
+        </w:tc>
+        <w:tc>
+          <w:tcPr>
+            <w:tcW w:type="dxa" w:w="3526"/>
+            <w:tcBorders>
+              <w:top w:val="single" w:color="CCCCCC" w:sz="4"/>
+              <w:left w:val="single" w:color="CCCCCC" w:sz="4"/>
+              <w:bottom w:val="single" w:color="CCCCCC" w:sz="4"/>
+              <w:right w:val="single" w:color="CCCCCC" w:sz="4"/>
+            </w:tcBorders>
+            <w:shd w:fill="F2F2F2" w:val="clear"/>
+            <w:tcMar>
+              <w:top w:type="dxa" w:w="60"/>
+              <w:left w:type="dxa" w:w="100"/>
+              <w:bottom w:type="dxa" w:w="60"/>
+              <w:right w:type="dxa" w:w="100"/>
+            </w:tcMar>
+          </w:tcPr>
+          <w:p>
+            <w:pPr>
+              <w:jc w:val="left"/>
+            </w:pPr>
+            <w:r>
+              <w:rPr>
+                <w:rFonts w:ascii="Arial" w:cs="Arial" w:eastAsia="Arial" w:hAnsi="Arial"/>
+                <w:b w:val="false"/>
+                <w:bCs w:val="false"/>
+                <w:sz w:val="19"/>
+                <w:szCs w:val="19"/>
+              </w:rPr>
+              <w:t xml:space="preserve">Vinculação objetiva ao profissional, contratante, objeto e período declarados. Não serão aceitos documentos genéricos, incompletos ou em andamento sem comprovação de baixa ou conclusão.</w:t>
+            </w:r>
+          </w:p>
+        </w:tc>
+      </w:tr>
+      <w:tr>
+        <w:tc>
+          <w:tcPr>
+            <w:tcW w:type="dxa" w:w="1800"/>
+            <w:tcBorders>
+              <w:top w:val="single" w:color="CCCCCC" w:sz="4"/>
+              <w:left w:val="single" w:color="CCCCCC" w:sz="4"/>
+              <w:bottom w:val="single" w:color="CCCCCC" w:sz="4"/>
+              <w:right w:val="single" w:color="CCCCCC" w:sz="4"/>
+            </w:tcBorders>
+            <w:shd w:fill="FFFFFF" w:val="clear"/>
+            <w:tcMar>
+              <w:top w:type="dxa" w:w="60"/>
+              <w:left w:type="dxa" w:w="100"/>
+              <w:bottom w:type="dxa" w:w="60"/>
+              <w:right w:type="dxa" w:w="100"/>
+            </w:tcMar>
+          </w:tcPr>
+          <w:p>
+            <w:pPr>
+              <w:jc w:val="left"/>
+            </w:pPr>
+            <w:r>
+              <w:rPr>
+                <w:rFonts w:ascii="Arial" w:cs="Arial" w:eastAsia="Arial" w:hAnsi="Arial"/>
+                <w:b w:val="false"/>
+                <w:bCs w:val="false"/>
+                <w:sz w:val="19"/>
+                <w:szCs w:val="19"/>
+              </w:rPr>
+              <w:t xml:space="preserve">Sobreposição de períodos</w:t>
+            </w:r>
+          </w:p>
+        </w:tc>
+        <w:tc>
+          <w:tcPr>
+            <w:tcW w:type="dxa" w:w="3200"/>
+            <w:tcBorders>
+              <w:top w:val="single" w:color="CCCCCC" w:sz="4"/>
+              <w:left w:val="single" w:color="CCCCCC" w:sz="4"/>
+              <w:bottom w:val="single" w:color="CCCCCC" w:sz="4"/>
+              <w:right w:val="single" w:color="CCCCCC" w:sz="4"/>
+            </w:tcBorders>
+            <w:shd w:fill="FFFFFF" w:val="clear"/>
+            <w:tcMar>
+              <w:top w:type="dxa" w:w="60"/>
+              <w:left w:type="dxa" w:w="100"/>
+              <w:bottom w:type="dxa" w:w="60"/>
+              <w:right w:type="dxa" w:w="100"/>
+            </w:tcMar>
+          </w:tcPr>
+          <w:p>
+            <w:pPr>
+              <w:jc w:val="left"/>
+            </w:pPr>
+            <w:r>
+              <w:rPr>
+                <w:rFonts w:ascii="Arial" w:cs="Arial" w:eastAsia="Arial" w:hAnsi="Arial"/>
+                <w:b w:val="false"/>
+                <w:bCs w:val="false"/>
+                <w:sz w:val="19"/>
+                <w:szCs w:val="19"/>
+              </w:rPr>
+              <w:t xml:space="preserve">Declaração no currículo vitae.</w:t>
+            </w:r>
+          </w:p>
+        </w:tc>
+        <w:tc>
+          <w:tcPr>
+            <w:tcW w:type="dxa" w:w="3526"/>
+            <w:tcBorders>
+              <w:top w:val="single" w:color="CCCCCC" w:sz="4"/>
+              <w:left w:val="single" w:color="CCCCCC" w:sz="4"/>
+              <w:bottom w:val="single" w:color="CCCCCC" w:sz="4"/>
+              <w:right w:val="single" w:color="CCCCCC" w:sz="4"/>
+            </w:tcBorders>
+            <w:shd w:fill="FFFFFF" w:val="clear"/>
+            <w:tcMar>
+              <w:top w:type="dxa" w:w="60"/>
+              <w:left w:type="dxa" w:w="100"/>
+              <w:bottom w:type="dxa" w:w="60"/>
+              <w:right w:type="dxa" w:w="100"/>
+            </w:tcMar>
+          </w:tcPr>
+          <w:p>
+            <w:pPr>
+              <w:jc w:val="left"/>
+            </w:pPr>
+            <w:r>
+              <w:rPr>
+                <w:rFonts w:ascii="Arial" w:cs="Arial" w:eastAsia="Arial" w:hAnsi="Arial"/>
+                <w:b w:val="false"/>
+                <w:bCs w:val="false"/>
+                <w:sz w:val="19"/>
+                <w:szCs w:val="19"/>
+              </w:rPr>
+              <w:t xml:space="preserve">O candidato deverá declarar todos os vínculos simultâneos e períodos no currículo. Períodos concomitantes serão computados uma única vez, pelo maior período, sem somatório. Omissão configura falsidade.</w:t>
             </w:r>
           </w:p>
         </w:tc>
@@ -20899,7 +22351,7 @@
                 <w:sz w:val="19"/>
                 <w:szCs w:val="19"/>
               </w:rPr>
-              <w:t xml:space="preserve">03/11 a 28/11/2026</w:t>
+              <w:t xml:space="preserve">03/11 a 12/11/2026</w:t>
             </w:r>
           </w:p>
         </w:tc>
@@ -21000,7 +22452,7 @@
                 <w:sz w:val="19"/>
                 <w:szCs w:val="19"/>
               </w:rPr>
-              <w:t xml:space="preserve">Até 02/12/2026</w:t>
+              <w:t xml:space="preserve">Até 14/11/2026</w:t>
             </w:r>
           </w:p>
         </w:tc>
@@ -21101,7 +22553,7 @@
                 <w:sz w:val="19"/>
                 <w:szCs w:val="19"/>
               </w:rPr>
-              <w:t xml:space="preserve">03, 04 e 05/12/2026</w:t>
+              <w:t xml:space="preserve">17, 18 e 19/11/2026</w:t>
             </w:r>
           </w:p>
         </w:tc>
@@ -21202,7 +22654,7 @@
                 <w:sz w:val="19"/>
                 <w:szCs w:val="19"/>
               </w:rPr>
-              <w:t xml:space="preserve">08, 09 e 10/12/2026</w:t>
+              <w:t xml:space="preserve">20, 21 e 24/11/2026</w:t>
             </w:r>
           </w:p>
         </w:tc>
@@ -21303,7 +22755,7 @@
                 <w:sz w:val="19"/>
                 <w:szCs w:val="19"/>
               </w:rPr>
-              <w:t xml:space="preserve">Até 11/12/2026</w:t>
+              <w:t xml:space="preserve">Até 25/11/2026</w:t>
             </w:r>
           </w:p>
         </w:tc>
@@ -21404,7 +22856,7 @@
                 <w:sz w:val="19"/>
                 <w:szCs w:val="19"/>
               </w:rPr>
-              <w:t xml:space="preserve">Até 11/12/2026</w:t>
+              <w:t xml:space="preserve">Até 25/11/2026</w:t>
             </w:r>
           </w:p>
         </w:tc>
@@ -21505,7 +22957,7 @@
                 <w:sz w:val="19"/>
                 <w:szCs w:val="19"/>
               </w:rPr>
-              <w:t xml:space="preserve">A partir de 12/12/2026</w:t>
+              <w:t xml:space="preserve">A partir de 26/11/2026</w:t>
             </w:r>
           </w:p>
         </w:tc>
